--- a/sem4/aois/lab3/Отчет lab3.docx
+++ b/sem4/aois/lab3/Отчет lab3.docx
@@ -2136,6 +2136,21 @@
     <w:p>
       <w:pPr>
         <w:spacing w:after="0"/>
+        <w:rPr>
+          <w:rFonts w:hint="default" w:ascii="Times New Roman" w:hAnsi="Times New Roman" w:cs="Times New Roman"/>
+          <w:b/>
+          <w:bCs/>
+          <w:sz w:val="28"/>
+          <w:szCs w:val="28"/>
+          <w:lang w:val="ru-RU"/>
+        </w:rPr>
+      </w:pPr>
+      <w:bookmarkStart w:id="0" w:name="_GoBack"/>
+      <w:bookmarkEnd w:id="0"/>
+    </w:p>
+    <w:p>
+      <w:pPr>
+        <w:spacing w:after="0"/>
         <w:ind w:firstLine="720"/>
         <w:rPr>
           <w:rFonts w:hint="default" w:ascii="Times New Roman" w:hAnsi="Times New Roman" w:cs="Times New Roman"/>
@@ -15765,9 +15780,7 @@
           </w14:textFill>
         </w:rPr>
       </w:pPr>
-      <w:bookmarkStart w:id="0" w:name="_GoBack"/>
     </w:p>
-    <w:bookmarkEnd w:id="0"/>
     <w:sectPr>
       <w:pgSz w:w="11906" w:h="16838"/>
       <w:pgMar w:top="1134" w:right="850" w:bottom="1134" w:left="1701" w:header="708" w:footer="708" w:gutter="0"/>
